--- a/중국어_대화문/3부_docx/3부_11화_물이_오르는_밤.docx
+++ b/중국어_대화문/3부_docx/3부_11화_물이_오르는_밤.docx
@@ -29,7 +29,7 @@
         <w:t>배경:</w:t>
       </w:r>
       <w:r>
-        <w:t xml:space="preserve"> 2016년 7월 15일(금) 오후부터 7월 17일(일) 밤까지. 龙潭水库 상류에 이틀째 이어진 폭우로 '시험 저수'로 이미 올라 있던 수위가 계획표보다 훨씬 빨리 오른다. 柳坪乡 저지대와 雾溪村 아랫마을에 대피령이 내리고, 센터는 둘로 갈라진다. 苏敏은 李雨彤·刘婷·杜建平과 함께 현장으로, 沈知远은 梅若兰·葛长林과 함께 센터에서 법원에 낼 긴급 보고서와 연락망을 맡는다. 严老汉은 40년 전 직접 짠 낚싯배를 다시 물에 띄워 노인들을 건져 낸다. 가처분 심리 후 庄法官의 결정은 아직 나오지 않았고, 센터는 물이 오르는 밤과 물이 멎는 새벽을 판결 대기 속에서 보낸다. [신규 설정: 柳坪乡中学(대피소), 严老汉의 배 「老柳号」와 아버지 대부터 내려온 낚시 추, 小宋]</w:t>
+        <w:t xml:space="preserve"> 2016년 7월 15일(금) 오후부터 7월 17일(일) 밤까지. 龙潭水库 상류에 이틀째 이어진 폭우로 '시험 저수'로 이미 올라 있던 수위가 계획표보다 훨씬 빨리 오른다. 柳坪乡 저지대와 雾溪村 아랫마을에 대피령이 내리고, 센터는 둘로 갈라진다. 苏敏은 李雨彤·刘婷·杜建平과 함께 현장으로, 沈知远은 梅若兰·葛长林과 함께 센터에서 법원에 낼 긴급 보고서와 연락망을 맡는다. 严老汉은 40년 전 직접 못질해 만든 낚싯배를 다시 물에 띄워 노인들을 건져 낸다. 가처분 심리 후 庄法官의 결정은 아직 나오지 않았고, 센터는 물이 오르는 밤과 물이 멎는 새벽을 판결 대기 속에서 보낸다. [신규 설정: 柳坪乡中学(대피소), 严老汉의 배 「老柳号」와 아버지 대부터 내려온 낚시 추, 小宋]</w:t>
       </w:r>
     </w:p>
     <w:p>
@@ -42,7 +42,7 @@
     </w:p>
     <w:p>
       <w:r>
-        <w:t>(下午四点。窗外的天像一口倒扣的铁锅，黑得发沉。天花板那块水渍下面，夏天里换成小盆的水桶，又换回了大盆。桌上摊着龙潭水库的流域图，七个县用红笔圈着。李雨彤举着手机念天气预报，刘婷抱着一箱矿泉水气喘吁吁地爬上楼。)</w:t>
+        <w:t>(下午四点。窗外的天像一口倒扣的铁锅，黑得发沉。天花板那块水渍下面，接水的小盆换成了水桶，又换成了大盆。桌上摊着龙潭水库的流域图，七个县用红笔圈着。李雨彤举着手机念天气预报，刘婷抱着一箱矿泉水气喘吁吁地爬上楼。)</w:t>
       </w:r>
     </w:p>
     <w:p>
@@ -75,7 +75,7 @@
         <w:t>李雨彤:</w:t>
       </w:r>
       <w:r>
-        <w:t xml:space="preserve"> 前天和昨天，已经下了两百多了。山上的土吃不进去了。</w:t>
+        <w:t xml:space="preserve"> 前天和昨天，已经下了两百多了。山上的土已经吃不进水了。</w:t>
       </w:r>
     </w:p>
     <w:p>
@@ -113,7 +113,7 @@
         <w:t>沈知远:</w:t>
       </w:r>
       <w:r>
-        <w:t xml:space="preserve"> (拿起水位计划图) 水投递给法院的调度承诺里，七月十五号，水位不超过一百七十四米。</w:t>
+        <w:t xml:space="preserve"> (拿起水位计划图) 水投交给法院的调度承诺里，七月十五号，水位不超过一百七十四米。</w:t>
       </w:r>
     </w:p>
     <w:p>
@@ -146,7 +146,7 @@
         <w:t>叶澜:</w:t>
       </w:r>
       <w:r>
-        <w:t xml:space="preserve"> 我知道。所以我才打电话。（停了停）我这边的稿子，晚上就发，可是发了也只是稿子。你们得有人到现场去。</w:t>
+        <w:t xml:space="preserve"> 我知道。所以我才打电话。(停了停) 我这边的稿子晚上就发，可发出去也只是稿子。你们得有人到现场去。</w:t>
       </w:r>
     </w:p>
     <w:p>
@@ -236,7 +236,7 @@
         <w:pStyle w:val="Heading2"/>
       </w:pPr>
       <w:r>
-        <w:t>장면 2 — 같은 날 오후 6시, 센터 앞 — 면포 차와 마등</w:t>
+        <w:t>장면 2 — 같은 날 오후 6시, 센터 앞 — 승합차와 마등</w:t>
       </w:r>
     </w:p>
     <w:p>
@@ -334,7 +334,7 @@
         <w:t>马婶:</w:t>
       </w:r>
       <w:r>
-        <w:t xml:space="preserve"> 馒头，两百个，是我下午蒸的，不碍事，淋了雨也能吃。还有两桶热开水，你们路上喝。</w:t>
+        <w:t xml:space="preserve"> 馒头，两百个，是我下午蒸的，淋了雨也能吃。还有两桶热开水，你们路上喝。</w:t>
       </w:r>
     </w:p>
     <w:p>
@@ -356,7 +356,7 @@
         <w:t>马婶:</w:t>
       </w:r>
       <w:r>
-        <w:t xml:space="preserve"> 我这把年纪，淋一场雨没事。(把口袋塞进车里) 你们别光顾着救人，自己也要吃饭。</w:t>
+        <w:t xml:space="preserve"> 我这把年纪，淋一场雨不碍事。(把口袋塞进车里) 你们别光顾着救人，自己也要吃饭。</w:t>
       </w:r>
     </w:p>
     <w:p>
@@ -394,7 +394,7 @@
         <w:t>杜建平:</w:t>
       </w:r>
       <w:r>
-        <w:t xml:space="preserve"> 我不是以警察的身份去。我考了十几年驾照，开过面包车、拖拉机，山路没问题。(把帆布包放在副驾驶座上) 你们三个姑娘家，夜里走那种路，我放心不下。</w:t>
+        <w:t xml:space="preserve"> 我不是以警察的身份去。我开了十几年车，面包车、拖拉机都开过，山路没问题。(把帆布包放在副驾驶座上) 你们三个姑娘家，夜里走那种路，我放心不下。</w:t>
       </w:r>
     </w:p>
     <w:p>
@@ -429,7 +429,7 @@
         <w:pStyle w:val="Heading2"/>
       </w:pPr>
       <w:r>
-        <w:t>장면 3 — 같은 날 밤 11시, 国道 旁 — 断路</w:t>
+        <w:t>장면 3 — 같은 날 밤 11시, 省道 옆 — 끊긴 길</w:t>
       </w:r>
     </w:p>
     <w:p>
@@ -770,7 +770,7 @@
         <w:t>雷长根:</w:t>
       </w:r>
       <w:r>
-        <w:t xml:space="preserve"> (拄着一根竹竿走过来，裤腿全是泥) 苏律师，我们村还有九户没出来。老人腿脚不灵，是乡政府的人说“别慌，水不会这么快上来”，他们就没肯走。</w:t>
+        <w:t xml:space="preserve"> (拄着一根竹竿走过来，裤腿全是泥) 苏律师，我们村还有九户没出来。老人腿脚不灵，乡政府的人说“别慌，水不会这么快上来”，所以他们就不肯走。</w:t>
       </w:r>
     </w:p>
     <w:p>
@@ -887,7 +887,7 @@
         <w:t>严老汉:</w:t>
       </w:r>
       <w:r>
-        <w:t xml:space="preserve"> 一次能坐六个，坐满了吃水深，一下三个。你们这几个年轻人，一人划一边。</w:t>
+        <w:t xml:space="preserve"> 一次能坐六个，坐满了吃水太深，一趟先拉三个。你们这几个年轻人，一人划一边。</w:t>
       </w:r>
     </w:p>
     <w:p>
@@ -936,7 +936,7 @@
         <w:t>严老汉:</w:t>
       </w:r>
       <w:r>
-        <w:t xml:space="preserve"> 怕。(顿了顿) 水怕不怕，我不知道。我这辈子，在水上有四十年。一开始水养我，后来水又断我的路。现在水涨上来，我不认它是恶人。我认的是，修水库的人，没来问过我，水是什么脾气。</w:t>
+        <w:t xml:space="preserve"> 怕。(顿了顿) 水怕不怕，我不知道。我这辈子，在水上过了四十年。一开始水养我，后来水又断我的路。现在水涨上来，我不说它是恶人。我只怪一件事：修水库的人，从来没来问过我，水是什么脾气。</w:t>
       </w:r>
     </w:p>
     <w:p>
@@ -1228,7 +1228,7 @@
         <w:t>梅若兰:</w:t>
       </w:r>
       <w:r>
-        <w:t xml:space="preserve"> 把“已被淹”改成“已出现积水并伴有住房进水”。你们这个报告，是写给法院的，不是写给记者的。</w:t>
+        <w:t xml:space="preserve"> 把“已被淹”改成“已出现积水并伴有住房进水”。这份报告，是写给法院的，不是写给记者的。</w:t>
       </w:r>
     </w:p>
     <w:p>
@@ -1343,7 +1343,7 @@
         <w:t>梅若兰:</w:t>
       </w:r>
       <w:r>
-        <w:t xml:space="preserve"> (背对着他) 老韩活着的时候，每次等一个人，嘴里就念一首诗。（轻声）“青青子衿，悠悠我心。纵我不往，子宁不嗣音？”</w:t>
+        <w:t xml:space="preserve"> (背对着他) 老韩活着的时候，每次等一个人，嘴里就念一首诗。(轻声) “青青子衿，悠悠我心。纵我不往，子宁不嗣音？”</w:t>
       </w:r>
     </w:p>
     <w:p>
@@ -1405,7 +1405,7 @@
         <w:pStyle w:val="Heading2"/>
       </w:pPr>
       <w:r>
-        <w:t>장면 8 — 7월 16일(토) 오전 10시, 柳坪乡中学 操场 — 맞은편의 사람</w:t>
+        <w:t>장면 8 — 7월 16일(토) 오전 10시, 柳坪乡中学 운동장 — 맞은편의 사람</w:t>
       </w:r>
     </w:p>
     <w:p>
@@ -1650,7 +1650,7 @@
         <w:t>苏敏:</w:t>
       </w:r>
       <w:r>
-        <w:t xml:space="preserve"> 他在长川，在写给庄法官的报告。</w:t>
+        <w:t xml:space="preserve"> 他在长川，正在整理给庄法官的补充材料。</w:t>
       </w:r>
     </w:p>
     <w:p>
@@ -1674,7 +1674,7 @@
     </w:p>
     <w:p>
       <w:r>
-        <w:t>(星期日晚上十点。东关街31号二楼。楼下的雨停了两个小时，只有天花板的水桶，还在一滴一滴地响，像一只不肯睡的钟。茶桌上，两只缺口的杯子，一只没有缺口的白杯，并排放着。苏敏浑身是泥，坐在椅子上，脚边是一双湿透的胶鞋。)</w:t>
+        <w:t>(星期日晚上十点。东关街31号二楼。雨已经停了两个小时，只有天花板的水桶，还在一滴一滴地响，像一只不肯睡的钟。茶桌上，两只缺口的杯子，一只没有缺口的白杯，并排放着。苏敏浑身是泥，坐在椅子上，脚边是一双湿透的胶鞋。)</w:t>
       </w:r>
     </w:p>
     <w:p>
@@ -1974,7 +1974,7 @@
     </w:p>
     <w:p>
       <w:r>
-        <w:t>(窗外，天边渐渐有了一点淡红。门口的马灯，在白天快要来的时候，亮得更暖了。天花板上的水滴，一声，又一声，慢慢稀了。)</w:t>
+        <w:t>(窗外，云缝里漏出一点淡淡的月光。门口的马灯，在夜里亮得更暖了。天花板上的水滴，一声，又一声，慢慢稀了。)</w:t>
       </w:r>
     </w:p>
     <w:p>

--- a/중국어_대화문/3부_docx/3부_11화_물이_오르는_밤.docx
+++ b/중국어_대화문/3부_docx/3부_11화_물이_오르는_밤.docx
@@ -18,7 +18,7 @@
         <w:t>등장인물:</w:t>
       </w:r>
       <w:r>
-        <w:t xml:space="preserve"> 쑤민 苏敏(30세, 明灯法律援助中心 변호사) / 선즈위안 沈知远(29세, 같은 센터 변호사) / 리위퉁 李雨彤(22세, 6월 졸업, 센터 정식 활동가) / 류팅 刘婷(21세, 北原大学 化学系, 센터 자원활동가) / 메이뤄란 梅若兰(60대 후반, 센터 고문) / 거창린 葛长林(72세, 시계 수리공) / 두젠핑 杜建平(44세, 槐荫派出所 社区民警, 연차 휴가 중) / 중 사장 钟老板(55세, 건물주) / 마 아주머니 马婶(油条 노점) / 옌하이성 严海生·严老汉(65세, 柳坪乡 이주민 대표, 전직 어부·선박 수리공) / 탕쉐 唐雪(27세, 雾溪村 교사) / 스샤오야 石小芽(9세, 雾溪村 분교 학생) / 레이창건 雷长根(雾溪村 촌장) / 가오밍저 高明哲(29세, 北原正衡律师事务所 변호사, 水投 측 대리인) / 예란 叶澜(32세, 『北原周刊』 기자, 전화) / 쑹 연락원 小宋(水投 柳坪 현장연락소 직원) / 법원 당직 서기관 值班书记员(전화)</w:t>
+        <w:t xml:space="preserve"> 쑤민 苏敏(30세, 明灯法律援助中心 변호사) / 선즈위안 沈知远(29세, 같은 센터 변호사) / 리위퉁 李雨彤(22세, 6월 졸업, 센터 정식 활동가) / 류팅 刘婷(21세, 北原大学 化学系, 센터 자원활동가) / 메이뤄란 梅若兰(60대 후반, 센터 고문) / 거창린 葛长林(72세, 시계 수리공) / 두젠핑 杜建平(44세, 槐荫派出所 社区民警, 연차 휴가 중) / 중 사장 钟老板(55세, 건물주) / 마 아주머니 马婶(油条 노점) / 옌하이성 严海生·严老汉(65세, 柳坪乡 이주민 대표, 전직 어부·선박 수리공) / 탕쉐 唐雪(27세, 雾溪村 교사) / 스샤오야 石小芽(9세, 雾溪村 분교 학생) / 레이창건 雷长根(雾溪村 주민) / 가오밍저 高明哲(29세, 北原正衡律师事务所 변호사, 水投 측 대리인) / 예란 叶澜(32세, 『北原周刊』 기자, 전화) / 쑹 연락원 小宋(水投 柳坪 현장연락소 직원) / 법원 당직 서기관 值班书记员(전화)</w:t>
       </w:r>
     </w:p>
     <w:p>
@@ -228,7 +228,7 @@
         <w:t>沈知远:</w:t>
       </w:r>
       <w:r>
-        <w:t xml:space="preserve"> 那就别耽误时间。(从抽屉里拿出一张纸) 把联系人名单带上，严大爷、唐老师、雷村长。每个人的电话，我写了两遍。</w:t>
+        <w:t xml:space="preserve"> 那就别耽误时间。(从抽屉里拿出一张纸) 把联系人名单带上，严大爷、唐老师、雷师傅。每个人的电话，我写了两遍。</w:t>
       </w:r>
     </w:p>
     <w:p>
